--- a/audits/juicy-designs-seo-audit.docx
+++ b/audits/juicy-designs-seo-audit.docx
@@ -5637,7 +5637,7 @@
         <w:t xml:space="preserve">Fix.  </w:t>
       </w:r>
       <w:r>
-        <w:t xml:space="preserve">Export Semrush referring domains to CSV, run scripts/build-disavow.sh against it, review the output by hand, and upload to the Search Console disavow tool. Then determine the origin: if a vendor was engaged for links or traffic, cancel it, since that single purchase plausibly explains R1, R3 and R2 together. If not, treat it as negative SEO and say so in any reconsideration request. Then earn real SA links.</w:t>
+        <w:t xml:space="preserve">The disavow file is generated and committed at fixes/disavow-juicydesigns.txt: 604 of the 796 referring domains disavowed, 192 kept. Review it before uploading - it opens with two review blocks, one listing the eight domains disavowed despite an authority score of 10 or more, the other listing two kept domains that match the spam naming grammar and were spared only by the score threshold. Then upload to the Search Console disavow tool. Separately, determine the origin: if a vendor was engaged for links or traffic, cancel it, since that single purchase plausibly explains R1, R2 and R3 together. If not, treat it as negative SEO and say so in any reconsideration request. Then earn real South African links.</w:t>
       </w:r>
     </w:p>
     <w:p>
@@ -8306,7 +8306,7 @@
                 <w:sz w:val="20"/>
                 <w:szCs w:val="20"/>
               </w:rPr>
-              <w:t xml:space="preserve">R2 - generate, review and upload the disavow file</w:t>
+              <w:t xml:space="preserve">R2 - review and upload the generated disavow file (604 domains)</w:t>
             </w:r>
           </w:p>
         </w:tc>
@@ -8331,7 +8331,7 @@
                 <w:sz w:val="20"/>
                 <w:szCs w:val="20"/>
               </w:rPr>
-              <w:t xml:space="preserve">M</w:t>
+              <w:t xml:space="preserve">S</w:t>
             </w:r>
           </w:p>
         </w:tc>

--- a/audits/juicy-designs-seo-audit.docx
+++ b/audits/juicy-designs-seo-audit.docx
@@ -107,7 +107,7 @@
           <w:b/>
           <w:bCs/>
         </w:rPr>
-        <w:t xml:space="preserve">Health score: 22/100 (band F) - 2 critical, 4 high, 5 medium, 1 low. Computed as 100 − (Critical×15 + High×8 + Medium×3 + Low×1), excluding items already fixed.</w:t>
+        <w:t xml:space="preserve">Health score: 14/100 (band F) - 2 critical, 5 high, 5 medium, 1 low. Computed as 100 − (Critical×15 + High×8 + Medium×3 + Low×1), excluding items already fixed. The score dropped 8 points on 8 August when the sitemap collapse (R7) was found.</w:t>
       </w:r>
     </w:p>
     <w:p>
@@ -6850,6 +6850,807 @@
     </w:p>
     <w:p>
       <w:pPr>
+        <w:pStyle w:val="Heading2"/>
+        <w:spacing w:after="130" w:before="260"/>
+      </w:pPr>
+      <w:r>
+        <w:t xml:space="preserve">R7 - /sitemap.xml has collapsed from 1,763 URLs to 38 (High)</w:t>
+      </w:r>
+    </w:p>
+    <w:tbl>
+      <w:tblPr>
+        <w:tblW w:type="dxa" w:w="9360"/>
+        <w:tblBorders>
+          <w:top w:val="single" w:color="auto" w:sz="4"/>
+          <w:left w:val="single" w:color="auto" w:sz="4"/>
+          <w:bottom w:val="single" w:color="auto" w:sz="4"/>
+          <w:right w:val="single" w:color="auto" w:sz="4"/>
+          <w:insideH w:val="single" w:color="auto" w:sz="4"/>
+          <w:insideV w:val="single" w:color="auto" w:sz="4"/>
+        </w:tblBorders>
+      </w:tblPr>
+      <w:tblGrid>
+        <w:gridCol w:w="4360"/>
+        <w:gridCol w:w="2500"/>
+        <w:gridCol w:w="2500"/>
+      </w:tblGrid>
+      <w:tr>
+        <w:trPr>
+          <w:tblHeader/>
+        </w:trPr>
+        <w:tc>
+          <w:tcPr>
+            <w:tcW w:type="dxa" w:w="4360"/>
+            <w:shd w:fill="EEEEEE" w:val="clear"/>
+            <w:tcMar>
+              <w:top w:type="dxa" w:w="60"/>
+              <w:left w:type="dxa" w:w="90"/>
+              <w:bottom w:type="dxa" w:w="60"/>
+              <w:right w:type="dxa" w:w="90"/>
+            </w:tcMar>
+          </w:tcPr>
+          <w:p>
+            <w:pPr>
+              <w:spacing w:after="0"/>
+            </w:pPr>
+            <w:r>
+              <w:rPr>
+                <w:b/>
+                <w:bCs/>
+                <w:sz w:val="20"/>
+                <w:szCs w:val="20"/>
+              </w:rPr>
+              <w:t xml:space="preserve">Sitemap</w:t>
+            </w:r>
+          </w:p>
+        </w:tc>
+        <w:tc>
+          <w:tcPr>
+            <w:tcW w:type="dxa" w:w="2500"/>
+            <w:shd w:fill="EEEEEE" w:val="clear"/>
+            <w:tcMar>
+              <w:top w:type="dxa" w:w="60"/>
+              <w:left w:type="dxa" w:w="90"/>
+              <w:bottom w:type="dxa" w:w="60"/>
+              <w:right w:type="dxa" w:w="90"/>
+            </w:tcMar>
+          </w:tcPr>
+          <w:p>
+            <w:pPr>
+              <w:spacing w:after="0"/>
+            </w:pPr>
+            <w:r>
+              <w:rPr>
+                <w:b/>
+                <w:bCs/>
+                <w:sz w:val="20"/>
+                <w:szCs w:val="20"/>
+              </w:rPr>
+              <w:t xml:space="preserve">Submitted URLs</w:t>
+            </w:r>
+          </w:p>
+        </w:tc>
+        <w:tc>
+          <w:tcPr>
+            <w:tcW w:type="dxa" w:w="2500"/>
+            <w:shd w:fill="EEEEEE" w:val="clear"/>
+            <w:tcMar>
+              <w:top w:type="dxa" w:w="60"/>
+              <w:left w:type="dxa" w:w="90"/>
+              <w:bottom w:type="dxa" w:w="60"/>
+              <w:right w:type="dxa" w:w="90"/>
+            </w:tcMar>
+          </w:tcPr>
+          <w:p>
+            <w:pPr>
+              <w:spacing w:after="0"/>
+            </w:pPr>
+            <w:r>
+              <w:rPr>
+                <w:b/>
+                <w:bCs/>
+                <w:sz w:val="20"/>
+                <w:szCs w:val="20"/>
+              </w:rPr>
+              <w:t xml:space="preserve">Last downloaded</w:t>
+            </w:r>
+          </w:p>
+        </w:tc>
+      </w:tr>
+      <w:tr>
+        <w:tc>
+          <w:tcPr>
+            <w:tcW w:type="dxa" w:w="4360"/>
+            <w:tcMar>
+              <w:top w:type="dxa" w:w="60"/>
+              <w:left w:type="dxa" w:w="90"/>
+              <w:bottom w:type="dxa" w:w="60"/>
+              <w:right w:type="dxa" w:w="90"/>
+            </w:tcMar>
+          </w:tcPr>
+          <w:p>
+            <w:pPr>
+              <w:spacing w:after="0"/>
+            </w:pPr>
+            <w:r>
+              <w:rPr>
+                <w:b w:val="false"/>
+                <w:bCs w:val="false"/>
+                <w:sz w:val="20"/>
+                <w:szCs w:val="20"/>
+              </w:rPr>
+              <w:t xml:space="preserve">https://.../sitemap.xml</w:t>
+            </w:r>
+          </w:p>
+        </w:tc>
+        <w:tc>
+          <w:tcPr>
+            <w:tcW w:type="dxa" w:w="2500"/>
+            <w:tcMar>
+              <w:top w:type="dxa" w:w="60"/>
+              <w:left w:type="dxa" w:w="90"/>
+              <w:bottom w:type="dxa" w:w="60"/>
+              <w:right w:type="dxa" w:w="90"/>
+            </w:tcMar>
+          </w:tcPr>
+          <w:p>
+            <w:pPr>
+              <w:spacing w:after="0"/>
+            </w:pPr>
+            <w:r>
+              <w:rPr>
+                <w:b w:val="false"/>
+                <w:bCs w:val="false"/>
+                <w:sz w:val="20"/>
+                <w:szCs w:val="20"/>
+              </w:rPr>
+              <w:t xml:space="preserve">1,763</w:t>
+            </w:r>
+          </w:p>
+        </w:tc>
+        <w:tc>
+          <w:tcPr>
+            <w:tcW w:type="dxa" w:w="2500"/>
+            <w:tcMar>
+              <w:top w:type="dxa" w:w="60"/>
+              <w:left w:type="dxa" w:w="90"/>
+              <w:bottom w:type="dxa" w:w="60"/>
+              <w:right w:type="dxa" w:w="90"/>
+            </w:tcMar>
+          </w:tcPr>
+          <w:p>
+            <w:pPr>
+              <w:spacing w:after="0"/>
+            </w:pPr>
+            <w:r>
+              <w:rPr>
+                <w:b w:val="false"/>
+                <w:bCs w:val="false"/>
+                <w:sz w:val="20"/>
+                <w:szCs w:val="20"/>
+              </w:rPr>
+              <w:t xml:space="preserve">2026-07-31</w:t>
+            </w:r>
+          </w:p>
+        </w:tc>
+      </w:tr>
+      <w:tr>
+        <w:tc>
+          <w:tcPr>
+            <w:tcW w:type="dxa" w:w="4360"/>
+            <w:tcMar>
+              <w:top w:type="dxa" w:w="60"/>
+              <w:left w:type="dxa" w:w="90"/>
+              <w:bottom w:type="dxa" w:w="60"/>
+              <w:right w:type="dxa" w:w="90"/>
+            </w:tcMar>
+          </w:tcPr>
+          <w:p>
+            <w:pPr>
+              <w:spacing w:after="0"/>
+            </w:pPr>
+            <w:r>
+              <w:rPr>
+                <w:b w:val="false"/>
+                <w:bCs w:val="false"/>
+                <w:sz w:val="20"/>
+                <w:szCs w:val="20"/>
+              </w:rPr>
+              <w:t xml:space="preserve">http://.../sitemap.xml (duplicate property)</w:t>
+            </w:r>
+          </w:p>
+        </w:tc>
+        <w:tc>
+          <w:tcPr>
+            <w:tcW w:type="dxa" w:w="2500"/>
+            <w:tcMar>
+              <w:top w:type="dxa" w:w="60"/>
+              <w:left w:type="dxa" w:w="90"/>
+              <w:bottom w:type="dxa" w:w="60"/>
+              <w:right w:type="dxa" w:w="90"/>
+            </w:tcMar>
+          </w:tcPr>
+          <w:p>
+            <w:pPr>
+              <w:spacing w:after="0"/>
+            </w:pPr>
+            <w:r>
+              <w:rPr>
+                <w:b w:val="false"/>
+                <w:bCs w:val="false"/>
+                <w:sz w:val="20"/>
+                <w:szCs w:val="20"/>
+              </w:rPr>
+              <w:t xml:space="preserve">38</w:t>
+            </w:r>
+          </w:p>
+        </w:tc>
+        <w:tc>
+          <w:tcPr>
+            <w:tcW w:type="dxa" w:w="2500"/>
+            <w:tcMar>
+              <w:top w:type="dxa" w:w="60"/>
+              <w:left w:type="dxa" w:w="90"/>
+              <w:bottom w:type="dxa" w:w="60"/>
+              <w:right w:type="dxa" w:w="90"/>
+            </w:tcMar>
+          </w:tcPr>
+          <w:p>
+            <w:pPr>
+              <w:spacing w:after="0"/>
+            </w:pPr>
+            <w:r>
+              <w:rPr>
+                <w:b w:val="false"/>
+                <w:bCs w:val="false"/>
+                <w:sz w:val="20"/>
+                <w:szCs w:val="20"/>
+              </w:rPr>
+              <w:t xml:space="preserve">2026-08-07</w:t>
+            </w:r>
+          </w:p>
+        </w:tc>
+      </w:tr>
+      <w:tr>
+        <w:tc>
+          <w:tcPr>
+            <w:tcW w:type="dxa" w:w="4360"/>
+            <w:tcMar>
+              <w:top w:type="dxa" w:w="60"/>
+              <w:left w:type="dxa" w:w="90"/>
+              <w:bottom w:type="dxa" w:w="60"/>
+              <w:right w:type="dxa" w:w="90"/>
+            </w:tcMar>
+          </w:tcPr>
+          <w:p>
+            <w:pPr>
+              <w:spacing w:after="0"/>
+            </w:pPr>
+            <w:r>
+              <w:rPr>
+                <w:b w:val="false"/>
+                <w:bCs w:val="false"/>
+                <w:sz w:val="20"/>
+                <w:szCs w:val="20"/>
+              </w:rPr>
+              <w:t xml:space="preserve">sitemap-blog.xml</w:t>
+            </w:r>
+          </w:p>
+        </w:tc>
+        <w:tc>
+          <w:tcPr>
+            <w:tcW w:type="dxa" w:w="2500"/>
+            <w:tcMar>
+              <w:top w:type="dxa" w:w="60"/>
+              <w:left w:type="dxa" w:w="90"/>
+              <w:bottom w:type="dxa" w:w="60"/>
+              <w:right w:type="dxa" w:w="90"/>
+            </w:tcMar>
+          </w:tcPr>
+          <w:p>
+            <w:pPr>
+              <w:spacing w:after="0"/>
+            </w:pPr>
+            <w:r>
+              <w:rPr>
+                <w:b w:val="false"/>
+                <w:bCs w:val="false"/>
+                <w:sz w:val="20"/>
+                <w:szCs w:val="20"/>
+              </w:rPr>
+              <w:t xml:space="preserve">606</w:t>
+            </w:r>
+          </w:p>
+        </w:tc>
+        <w:tc>
+          <w:tcPr>
+            <w:tcW w:type="dxa" w:w="2500"/>
+            <w:tcMar>
+              <w:top w:type="dxa" w:w="60"/>
+              <w:left w:type="dxa" w:w="90"/>
+              <w:bottom w:type="dxa" w:w="60"/>
+              <w:right w:type="dxa" w:w="90"/>
+            </w:tcMar>
+          </w:tcPr>
+          <w:p>
+            <w:pPr>
+              <w:spacing w:after="0"/>
+            </w:pPr>
+            <w:r>
+              <w:rPr>
+                <w:b w:val="false"/>
+                <w:bCs w:val="false"/>
+                <w:sz w:val="20"/>
+                <w:szCs w:val="20"/>
+              </w:rPr>
+              <w:t xml:space="preserve">2026-08-06</w:t>
+            </w:r>
+          </w:p>
+        </w:tc>
+      </w:tr>
+      <w:tr>
+        <w:tc>
+          <w:tcPr>
+            <w:tcW w:type="dxa" w:w="4360"/>
+            <w:tcMar>
+              <w:top w:type="dxa" w:w="60"/>
+              <w:left w:type="dxa" w:w="90"/>
+              <w:bottom w:type="dxa" w:w="60"/>
+              <w:right w:type="dxa" w:w="90"/>
+            </w:tcMar>
+          </w:tcPr>
+          <w:p>
+            <w:pPr>
+              <w:spacing w:after="0"/>
+            </w:pPr>
+            <w:r>
+              <w:rPr>
+                <w:b w:val="false"/>
+                <w:bCs w:val="false"/>
+                <w:sz w:val="20"/>
+                <w:szCs w:val="20"/>
+              </w:rPr>
+              <w:t xml:space="preserve">sitemap-glossary.xml</w:t>
+            </w:r>
+          </w:p>
+        </w:tc>
+        <w:tc>
+          <w:tcPr>
+            <w:tcW w:type="dxa" w:w="2500"/>
+            <w:tcMar>
+              <w:top w:type="dxa" w:w="60"/>
+              <w:left w:type="dxa" w:w="90"/>
+              <w:bottom w:type="dxa" w:w="60"/>
+              <w:right w:type="dxa" w:w="90"/>
+            </w:tcMar>
+          </w:tcPr>
+          <w:p>
+            <w:pPr>
+              <w:spacing w:after="0"/>
+            </w:pPr>
+            <w:r>
+              <w:rPr>
+                <w:b w:val="false"/>
+                <w:bCs w:val="false"/>
+                <w:sz w:val="20"/>
+                <w:szCs w:val="20"/>
+              </w:rPr>
+              <w:t xml:space="preserve">721</w:t>
+            </w:r>
+          </w:p>
+        </w:tc>
+        <w:tc>
+          <w:tcPr>
+            <w:tcW w:type="dxa" w:w="2500"/>
+            <w:tcMar>
+              <w:top w:type="dxa" w:w="60"/>
+              <w:left w:type="dxa" w:w="90"/>
+              <w:bottom w:type="dxa" w:w="60"/>
+              <w:right w:type="dxa" w:w="90"/>
+            </w:tcMar>
+          </w:tcPr>
+          <w:p>
+            <w:pPr>
+              <w:spacing w:after="0"/>
+            </w:pPr>
+            <w:r>
+              <w:rPr>
+                <w:b w:val="false"/>
+                <w:bCs w:val="false"/>
+                <w:sz w:val="20"/>
+                <w:szCs w:val="20"/>
+              </w:rPr>
+              <w:t xml:space="preserve">2026-08-05</w:t>
+            </w:r>
+          </w:p>
+        </w:tc>
+      </w:tr>
+      <w:tr>
+        <w:tc>
+          <w:tcPr>
+            <w:tcW w:type="dxa" w:w="4360"/>
+            <w:tcMar>
+              <w:top w:type="dxa" w:w="60"/>
+              <w:left w:type="dxa" w:w="90"/>
+              <w:bottom w:type="dxa" w:w="60"/>
+              <w:right w:type="dxa" w:w="90"/>
+            </w:tcMar>
+          </w:tcPr>
+          <w:p>
+            <w:pPr>
+              <w:spacing w:after="0"/>
+            </w:pPr>
+            <w:r>
+              <w:rPr>
+                <w:b w:val="false"/>
+                <w:bCs w:val="false"/>
+                <w:sz w:val="20"/>
+                <w:szCs w:val="20"/>
+              </w:rPr>
+              <w:t xml:space="preserve">sitemap-locations.xml</w:t>
+            </w:r>
+          </w:p>
+        </w:tc>
+        <w:tc>
+          <w:tcPr>
+            <w:tcW w:type="dxa" w:w="2500"/>
+            <w:tcMar>
+              <w:top w:type="dxa" w:w="60"/>
+              <w:left w:type="dxa" w:w="90"/>
+              <w:bottom w:type="dxa" w:w="60"/>
+              <w:right w:type="dxa" w:w="90"/>
+            </w:tcMar>
+          </w:tcPr>
+          <w:p>
+            <w:pPr>
+              <w:spacing w:after="0"/>
+            </w:pPr>
+            <w:r>
+              <w:rPr>
+                <w:b w:val="false"/>
+                <w:bCs w:val="false"/>
+                <w:sz w:val="20"/>
+                <w:szCs w:val="20"/>
+              </w:rPr>
+              <w:t xml:space="preserve">262</w:t>
+            </w:r>
+          </w:p>
+        </w:tc>
+        <w:tc>
+          <w:tcPr>
+            <w:tcW w:type="dxa" w:w="2500"/>
+            <w:tcMar>
+              <w:top w:type="dxa" w:w="60"/>
+              <w:left w:type="dxa" w:w="90"/>
+              <w:bottom w:type="dxa" w:w="60"/>
+              <w:right w:type="dxa" w:w="90"/>
+            </w:tcMar>
+          </w:tcPr>
+          <w:p>
+            <w:pPr>
+              <w:spacing w:after="0"/>
+            </w:pPr>
+            <w:r>
+              <w:rPr>
+                <w:b w:val="false"/>
+                <w:bCs w:val="false"/>
+                <w:sz w:val="20"/>
+                <w:szCs w:val="20"/>
+              </w:rPr>
+              <w:t xml:space="preserve">2026-08-03</w:t>
+            </w:r>
+          </w:p>
+        </w:tc>
+      </w:tr>
+      <w:tr>
+        <w:tc>
+          <w:tcPr>
+            <w:tcW w:type="dxa" w:w="4360"/>
+            <w:tcMar>
+              <w:top w:type="dxa" w:w="60"/>
+              <w:left w:type="dxa" w:w="90"/>
+              <w:bottom w:type="dxa" w:w="60"/>
+              <w:right w:type="dxa" w:w="90"/>
+            </w:tcMar>
+          </w:tcPr>
+          <w:p>
+            <w:pPr>
+              <w:spacing w:after="0"/>
+            </w:pPr>
+            <w:r>
+              <w:rPr>
+                <w:b w:val="false"/>
+                <w:bCs w:val="false"/>
+                <w:sz w:val="20"/>
+                <w:szCs w:val="20"/>
+              </w:rPr>
+              <w:t xml:space="preserve">sitemap-images.xml</w:t>
+            </w:r>
+          </w:p>
+        </w:tc>
+        <w:tc>
+          <w:tcPr>
+            <w:tcW w:type="dxa" w:w="2500"/>
+            <w:tcMar>
+              <w:top w:type="dxa" w:w="60"/>
+              <w:left w:type="dxa" w:w="90"/>
+              <w:bottom w:type="dxa" w:w="60"/>
+              <w:right w:type="dxa" w:w="90"/>
+            </w:tcMar>
+          </w:tcPr>
+          <w:p>
+            <w:pPr>
+              <w:spacing w:after="0"/>
+            </w:pPr>
+            <w:r>
+              <w:rPr>
+                <w:b w:val="false"/>
+                <w:bCs w:val="false"/>
+                <w:sz w:val="20"/>
+                <w:szCs w:val="20"/>
+              </w:rPr>
+              <w:t xml:space="preserve">171</w:t>
+            </w:r>
+          </w:p>
+        </w:tc>
+        <w:tc>
+          <w:tcPr>
+            <w:tcW w:type="dxa" w:w="2500"/>
+            <w:tcMar>
+              <w:top w:type="dxa" w:w="60"/>
+              <w:left w:type="dxa" w:w="90"/>
+              <w:bottom w:type="dxa" w:w="60"/>
+              <w:right w:type="dxa" w:w="90"/>
+            </w:tcMar>
+          </w:tcPr>
+          <w:p>
+            <w:pPr>
+              <w:spacing w:after="0"/>
+            </w:pPr>
+            <w:r>
+              <w:rPr>
+                <w:b w:val="false"/>
+                <w:bCs w:val="false"/>
+                <w:sz w:val="20"/>
+                <w:szCs w:val="20"/>
+              </w:rPr>
+              <w:t xml:space="preserve">2026-08-06</w:t>
+            </w:r>
+          </w:p>
+        </w:tc>
+      </w:tr>
+      <w:tr>
+        <w:tc>
+          <w:tcPr>
+            <w:tcW w:type="dxa" w:w="4360"/>
+            <w:tcMar>
+              <w:top w:type="dxa" w:w="60"/>
+              <w:left w:type="dxa" w:w="90"/>
+              <w:bottom w:type="dxa" w:w="60"/>
+              <w:right w:type="dxa" w:w="90"/>
+            </w:tcMar>
+          </w:tcPr>
+          <w:p>
+            <w:pPr>
+              <w:spacing w:after="0"/>
+            </w:pPr>
+            <w:r>
+              <w:rPr>
+                <w:b w:val="false"/>
+                <w:bCs w:val="false"/>
+                <w:sz w:val="20"/>
+                <w:szCs w:val="20"/>
+              </w:rPr>
+              <w:t xml:space="preserve">sitemap-services.xml</w:t>
+            </w:r>
+          </w:p>
+        </w:tc>
+        <w:tc>
+          <w:tcPr>
+            <w:tcW w:type="dxa" w:w="2500"/>
+            <w:tcMar>
+              <w:top w:type="dxa" w:w="60"/>
+              <w:left w:type="dxa" w:w="90"/>
+              <w:bottom w:type="dxa" w:w="60"/>
+              <w:right w:type="dxa" w:w="90"/>
+            </w:tcMar>
+          </w:tcPr>
+          <w:p>
+            <w:pPr>
+              <w:spacing w:after="0"/>
+            </w:pPr>
+            <w:r>
+              <w:rPr>
+                <w:b w:val="false"/>
+                <w:bCs w:val="false"/>
+                <w:sz w:val="20"/>
+                <w:szCs w:val="20"/>
+              </w:rPr>
+              <w:t xml:space="preserve">127</w:t>
+            </w:r>
+          </w:p>
+        </w:tc>
+        <w:tc>
+          <w:tcPr>
+            <w:tcW w:type="dxa" w:w="2500"/>
+            <w:tcMar>
+              <w:top w:type="dxa" w:w="60"/>
+              <w:left w:type="dxa" w:w="90"/>
+              <w:bottom w:type="dxa" w:w="60"/>
+              <w:right w:type="dxa" w:w="90"/>
+            </w:tcMar>
+          </w:tcPr>
+          <w:p>
+            <w:pPr>
+              <w:spacing w:after="0"/>
+            </w:pPr>
+            <w:r>
+              <w:rPr>
+                <w:b w:val="false"/>
+                <w:bCs w:val="false"/>
+                <w:sz w:val="20"/>
+                <w:szCs w:val="20"/>
+              </w:rPr>
+              <w:t xml:space="preserve">2026-08-01</w:t>
+            </w:r>
+          </w:p>
+        </w:tc>
+      </w:tr>
+      <w:tr>
+        <w:tc>
+          <w:tcPr>
+            <w:tcW w:type="dxa" w:w="4360"/>
+            <w:tcMar>
+              <w:top w:type="dxa" w:w="60"/>
+              <w:left w:type="dxa" w:w="90"/>
+              <w:bottom w:type="dxa" w:w="60"/>
+              <w:right w:type="dxa" w:w="90"/>
+            </w:tcMar>
+          </w:tcPr>
+          <w:p>
+            <w:pPr>
+              <w:spacing w:after="0"/>
+            </w:pPr>
+            <w:r>
+              <w:rPr>
+                <w:b w:val="false"/>
+                <w:bCs w:val="false"/>
+                <w:sz w:val="20"/>
+                <w:szCs w:val="20"/>
+              </w:rPr>
+              <w:t xml:space="preserve">sitemap-pages.xml</w:t>
+            </w:r>
+          </w:p>
+        </w:tc>
+        <w:tc>
+          <w:tcPr>
+            <w:tcW w:type="dxa" w:w="2500"/>
+            <w:tcMar>
+              <w:top w:type="dxa" w:w="60"/>
+              <w:left w:type="dxa" w:w="90"/>
+              <w:bottom w:type="dxa" w:w="60"/>
+              <w:right w:type="dxa" w:w="90"/>
+            </w:tcMar>
+          </w:tcPr>
+          <w:p>
+            <w:pPr>
+              <w:spacing w:after="0"/>
+            </w:pPr>
+            <w:r>
+              <w:rPr>
+                <w:b w:val="false"/>
+                <w:bCs w:val="false"/>
+                <w:sz w:val="20"/>
+                <w:szCs w:val="20"/>
+              </w:rPr>
+              <w:t xml:space="preserve">53</w:t>
+            </w:r>
+          </w:p>
+        </w:tc>
+        <w:tc>
+          <w:tcPr>
+            <w:tcW w:type="dxa" w:w="2500"/>
+            <w:tcMar>
+              <w:top w:type="dxa" w:w="60"/>
+              <w:left w:type="dxa" w:w="90"/>
+              <w:bottom w:type="dxa" w:w="60"/>
+              <w:right w:type="dxa" w:w="90"/>
+            </w:tcMar>
+          </w:tcPr>
+          <w:p>
+            <w:pPr>
+              <w:spacing w:after="0"/>
+            </w:pPr>
+            <w:r>
+              <w:rPr>
+                <w:b w:val="false"/>
+                <w:bCs w:val="false"/>
+                <w:sz w:val="20"/>
+                <w:szCs w:val="20"/>
+              </w:rPr>
+              <w:t xml:space="preserve">2026-08-08</w:t>
+            </w:r>
+          </w:p>
+        </w:tc>
+      </w:tr>
+    </w:tbl>
+    <w:p>
+      <w:pPr>
+        <w:spacing w:after="110"/>
+      </w:pPr>
+      <w:r>
+        <w:rPr>
+          <w:b/>
+          <w:bCs/>
+        </w:rPr>
+        <w:t xml:space="preserve">Evidence.  </w:t>
+      </w:r>
+      <w:r>
+        <w:t xml:space="preserve">Fetched live on 8 August, /sitemap.xml returns a flat urlset of 38 URLs containing no /services/, /blog/, /glossary/ or /locations/ entries, and listing three non-HTML files as pages: /llms.txt, /facts.json and /robots.txt. Search Console records the same URL as having held 1,763 URLs when last downloaded on 31 July, so the file shrank at some point after that date. The six child sitemaps are all still live and Processed, so index coverage has not collapsed with it.</w:t>
+      </w:r>
+    </w:p>
+    <w:p>
+      <w:pPr>
+        <w:spacing w:after="110"/>
+      </w:pPr>
+      <w:r>
+        <w:rPr>
+          <w:b/>
+          <w:bCs/>
+        </w:rPr>
+        <w:t xml:space="preserve">  </w:t>
+      </w:r>
+      <w:r>
+        <w:t xml:space="preserve">The problem is discovery. robots.txt advertises only /sitemap.xml; that file is a flat urlset containing zero sitemap elements, so it does not reference the children. They are reachable only because they were submitted by hand in Search Console on 30 June. Nothing on the site links them.</w:t>
+      </w:r>
+    </w:p>
+    <w:p>
+      <w:pPr>
+        <w:spacing w:after="110"/>
+      </w:pPr>
+      <w:r>
+        <w:rPr>
+          <w:b/>
+          <w:bCs/>
+        </w:rPr>
+        <w:t xml:space="preserve">Impact.  </w:t>
+      </w:r>
+      <w:r>
+        <w:t xml:space="preserve">Any crawler discovering sitemaps the normal way sees 38 pages instead of roughly 1,769. That is not hypothetical: a competitor gap-analysis tool run on 8 August reported "Total Pages 37" for this site and concluded it was smaller than a competitor with 163 pages, when the real figure is 389 service pages, 606 blog posts, 721 glossary terms and 53 core pages. It also lands badly on the recovery pack Step 6, which resubmits sitemaps after the noindex triage - resubmitting the current file tells Google the site is 38 pages.</w:t>
+      </w:r>
+    </w:p>
+    <w:p>
+      <w:pPr>
+        <w:spacing w:after="110"/>
+      </w:pPr>
+      <w:r>
+        <w:rPr>
+          <w:b/>
+          <w:bCs/>
+        </w:rPr>
+        <w:t xml:space="preserve">Fix.  </w:t>
+      </w:r>
+      <w:r>
+        <w:t xml:space="preserve">Regenerate /sitemap.xml as a sitemapindex referencing the six child sitemaps, which is the shape they were built for. Drop /llms.txt, /facts.json and /robots.txt from it. Fix the /google-ads-quote entry at the same time (Y6). After the noindex triage ships, drop the noindexed glossary and location URLs from their child sitemaps. Remove the http:// property submission in Search Console, which is already on the Step 6 list and is currently the most recently crawled copy. Verify with scripts/check-sitemap.sh, which gates on a per-sitemap URL floor so a future collapse fails loudly.</w:t>
+      </w:r>
+    </w:p>
+    <w:p>
+      <w:pPr>
+        <w:spacing w:after="110"/>
+      </w:pPr>
+      <w:r>
+        <w:rPr>
+          <w:b/>
+          <w:bCs/>
+        </w:rPr>
+        <w:t xml:space="preserve">Confidence.  </w:t>
+      </w:r>
+      <w:r>
+        <w:t xml:space="preserve">Confirmed.</w:t>
+      </w:r>
+    </w:p>
+    <w:p>
+      <w:pPr>
         <w:pStyle w:val="Heading1"/>
         <w:spacing w:after="130" w:before="260"/>
       </w:pPr>
@@ -8918,7 +9719,109 @@
                 <w:sz w:val="20"/>
                 <w:szCs w:val="20"/>
               </w:rPr>
-              <w:t xml:space="preserve">Y6 - fix the /google-ads-quote sitemap entry and resubmit</w:t>
+              <w:t xml:space="preserve">R7 - rebuild /sitemap.xml as a sitemapindex; drop non-HTML entries</w:t>
+            </w:r>
+          </w:p>
+        </w:tc>
+        <w:tc>
+          <w:tcPr>
+            <w:tcW w:type="dxa" w:w="1100"/>
+            <w:tcMar>
+              <w:top w:type="dxa" w:w="60"/>
+              <w:left w:type="dxa" w:w="90"/>
+              <w:bottom w:type="dxa" w:w="60"/>
+              <w:right w:type="dxa" w:w="90"/>
+            </w:tcMar>
+          </w:tcPr>
+          <w:p>
+            <w:pPr>
+              <w:spacing w:after="0"/>
+            </w:pPr>
+            <w:r>
+              <w:rPr>
+                <w:b w:val="false"/>
+                <w:bCs w:val="false"/>
+                <w:sz w:val="20"/>
+                <w:szCs w:val="20"/>
+              </w:rPr>
+              <w:t xml:space="preserve">S</w:t>
+            </w:r>
+          </w:p>
+        </w:tc>
+        <w:tc>
+          <w:tcPr>
+            <w:tcW w:type="dxa" w:w="1100"/>
+            <w:tcMar>
+              <w:top w:type="dxa" w:w="60"/>
+              <w:left w:type="dxa" w:w="90"/>
+              <w:bottom w:type="dxa" w:w="60"/>
+              <w:right w:type="dxa" w:w="90"/>
+            </w:tcMar>
+          </w:tcPr>
+          <w:p>
+            <w:pPr>
+              <w:spacing w:after="0"/>
+            </w:pPr>
+            <w:r>
+              <w:rPr>
+                <w:b w:val="false"/>
+                <w:bCs w:val="false"/>
+                <w:sz w:val="20"/>
+                <w:szCs w:val="20"/>
+              </w:rPr>
+              <w:t xml:space="preserve">L</w:t>
+            </w:r>
+          </w:p>
+        </w:tc>
+        <w:tc>
+          <w:tcPr>
+            <w:tcW w:type="dxa" w:w="1600"/>
+            <w:tcMar>
+              <w:top w:type="dxa" w:w="60"/>
+              <w:left w:type="dxa" w:w="90"/>
+              <w:bottom w:type="dxa" w:w="60"/>
+              <w:right w:type="dxa" w:w="90"/>
+            </w:tcMar>
+          </w:tcPr>
+          <w:p>
+            <w:pPr>
+              <w:spacing w:after="0"/>
+            </w:pPr>
+            <w:r>
+              <w:rPr>
+                <w:b w:val="false"/>
+                <w:bCs w:val="false"/>
+                <w:sz w:val="20"/>
+                <w:szCs w:val="20"/>
+              </w:rPr>
+              <w:t xml:space="preserve">Web team</w:t>
+            </w:r>
+          </w:p>
+        </w:tc>
+      </w:tr>
+      <w:tr>
+        <w:tc>
+          <w:tcPr>
+            <w:tcW w:type="dxa" w:w="5560"/>
+            <w:tcMar>
+              <w:top w:type="dxa" w:w="60"/>
+              <w:left w:type="dxa" w:w="90"/>
+              <w:bottom w:type="dxa" w:w="60"/>
+              <w:right w:type="dxa" w:w="90"/>
+            </w:tcMar>
+          </w:tcPr>
+          <w:p>
+            <w:pPr>
+              <w:spacing w:after="0"/>
+            </w:pPr>
+            <w:r>
+              <w:rPr>
+                <w:b w:val="false"/>
+                <w:bCs w:val="false"/>
+                <w:sz w:val="20"/>
+                <w:szCs w:val="20"/>
+              </w:rPr>
+              <w:t xml:space="preserve">Y6 - fix the /google-ads-quote sitemap entry and resubmit (same pass as R7)</w:t>
             </w:r>
           </w:p>
         </w:tc>

--- a/audits/juicy-designs-seo-audit.docx
+++ b/audits/juicy-designs-seo-audit.docx
@@ -107,7 +107,7 @@
           <w:b/>
           <w:bCs/>
         </w:rPr>
-        <w:t xml:space="preserve">Health score: 14/100 (band F) - 2 critical, 5 high, 5 medium, 1 low. Computed as 100 − (Critical×15 + High×8 + Medium×3 + Low×1), excluding items already fixed. The score dropped 8 points on 8 August when the sitemap collapse (R7) was found.</w:t>
+        <w:t xml:space="preserve">Health score: 11/100 (band F) - 2 critical, 5 high, 6 medium, 1 low. Computed as 100 − (Critical×15 + High×8 + Medium×3 + Low×1), excluding items already fixed. Revised 8 August: R4 was retracted as a crawler artefact, and R7 (sitemap), R4b (/resources/ duplication) and Y8 (crawler blocking) were added. Note that both tools’ own health scores - Semrush 83, Ubersuggest 98 - are computed over a partly failed crawl and should not be used until Y8 is fixed.</w:t>
       </w:r>
     </w:p>
     <w:p>
@@ -6647,7 +6647,22 @@
         <w:spacing w:after="130" w:before="260"/>
       </w:pPr>
       <w:r>
-        <w:t xml:space="preserve">R4 - Homepage has no H1 and a duplicate title (High)</w:t>
+        <w:t xml:space="preserve">R4 - RETRACTED: the homepage H1 and title are correct</w:t>
+      </w:r>
+    </w:p>
+    <w:p>
+      <w:pPr>
+        <w:spacing w:after="110"/>
+      </w:pPr>
+      <w:r>
+        <w:rPr>
+          <w:b/>
+          <w:bCs/>
+        </w:rPr>
+        <w:t xml:space="preserve">Retraction.  </w:t>
+      </w:r>
+      <w:r>
+        <w:t xml:space="preserve">The 7 August edition of this audit reported that the homepage had no H1 and a duplicate title, citing Semrush issues 103 and 6, at Confidence: Confirmed. That was wrong, and the error is corrected here rather than quietly removed.</w:t>
       </w:r>
     </w:p>
     <w:p>
@@ -6662,7 +6677,714 @@
         <w:t xml:space="preserve">Evidence.  </w:t>
       </w:r>
       <w:r>
-        <w:t xml:space="preserve">Semrush Site Audit issue 103 (missing H1) and issue 6 (duplicate title tag), both listing the homepage. Also affected by one or both: /services/, /case-studies/, /services/social-media-marketing/pricing/, /glossary/rich-snippet/, /glossary/commission-structure/, /blog/social-media-advertising-cost-south-africa/.</w:t>
+        <w:t xml:space="preserve">Ubersuggest reports the title of all eight flagged pages as "One moment, please..." with an 8-word body - the Cloudflare bot challenge page. Both tools crawled a challenge interstitial, not the site. Fetched live on 8 August from SemrushBot, Googlebot and desktop user agents, every one of those pages returns HTTP 200 with exactly one H1, a meta description, a unique title and 2,458 to 6,908 words. The homepage H1 is "Digital marketing agency in Pretoria", identical under all three.</w:t>
+      </w:r>
+    </w:p>
+    <w:p>
+      <w:pPr>
+        <w:spacing w:after="110"/>
+      </w:pPr>
+      <w:r>
+        <w:rPr>
+          <w:b/>
+          <w:bCs/>
+        </w:rPr>
+        <w:t xml:space="preserve">What this invalidates.  </w:t>
+      </w:r>
+      <w:r>
+        <w:t xml:space="preserve">Semrush issues 6 (duplicate title, 7 pages), 101 (title too short, 3), 103 (missing H1, 7), 106 (missing meta description, 7), 112 (low text-to-HTML, 7) and 117 (low word count, 7); and Ubersuggest absent_h1_tags (8), have_title_duplicates (8), meta_description_empty (8), plus most of title_short and content_count_words. Roughly a third of the on-page issue count in both tools is an artefact.</w:t>
+      </w:r>
+    </w:p>
+    <w:p>
+      <w:pPr>
+        <w:spacing w:after="110"/>
+      </w:pPr>
+      <w:r>
+        <w:rPr>
+          <w:b/>
+          <w:bCs/>
+        </w:rPr>
+        <w:t xml:space="preserve">The real problem.  </w:t>
+      </w:r>
+      <w:r>
+        <w:t xml:space="preserve">A blocked crawler cannot report the issues that are genuinely there. Both health scores - Semrush 83, Ubersuggest 98 - are computed over a crawl that partly failed, so neither is trustworthy in either direction. See Y8 for the fix.</w:t>
+      </w:r>
+    </w:p>
+    <w:p>
+      <w:pPr>
+        <w:spacing w:after="110"/>
+      </w:pPr>
+      <w:r>
+        <w:rPr>
+          <w:b/>
+          <w:bCs/>
+        </w:rPr>
+        <w:t xml:space="preserve">Confidence.  </w:t>
+      </w:r>
+      <w:r>
+        <w:t xml:space="preserve">Confirmed.</w:t>
+      </w:r>
+    </w:p>
+    <w:p>
+      <w:pPr>
+        <w:pStyle w:val="Heading2"/>
+        <w:spacing w:after="130" w:before="260"/>
+      </w:pPr>
+      <w:r>
+        <w:t xml:space="preserve">R4b - /resources/ is a second, unoptimised copy of the blog and FAQ (High)</w:t>
+      </w:r>
+    </w:p>
+    <w:tbl>
+      <w:tblPr>
+        <w:tblW w:type="dxa" w:w="9360"/>
+        <w:tblBorders>
+          <w:top w:val="single" w:color="auto" w:sz="4"/>
+          <w:left w:val="single" w:color="auto" w:sz="4"/>
+          <w:bottom w:val="single" w:color="auto" w:sz="4"/>
+          <w:right w:val="single" w:color="auto" w:sz="4"/>
+          <w:insideH w:val="single" w:color="auto" w:sz="4"/>
+          <w:insideV w:val="single" w:color="auto" w:sz="4"/>
+        </w:tblBorders>
+      </w:tblPr>
+      <w:tblGrid>
+        <w:gridCol w:w="3000"/>
+        <w:gridCol w:w="3400"/>
+        <w:gridCol w:w="1200"/>
+        <w:gridCol w:w="1760"/>
+      </w:tblGrid>
+      <w:tr>
+        <w:trPr>
+          <w:tblHeader/>
+        </w:trPr>
+        <w:tc>
+          <w:tcPr>
+            <w:tcW w:type="dxa" w:w="3000"/>
+            <w:shd w:fill="EEEEEE" w:val="clear"/>
+            <w:tcMar>
+              <w:top w:type="dxa" w:w="60"/>
+              <w:left w:type="dxa" w:w="90"/>
+              <w:bottom w:type="dxa" w:w="60"/>
+              <w:right w:type="dxa" w:w="90"/>
+            </w:tcMar>
+          </w:tcPr>
+          <w:p>
+            <w:pPr>
+              <w:spacing w:after="0"/>
+            </w:pPr>
+            <w:r>
+              <w:rPr>
+                <w:b/>
+                <w:bCs/>
+                <w:sz w:val="20"/>
+                <w:szCs w:val="20"/>
+              </w:rPr>
+              <w:t xml:space="preserve">URL</w:t>
+            </w:r>
+          </w:p>
+        </w:tc>
+        <w:tc>
+          <w:tcPr>
+            <w:tcW w:type="dxa" w:w="3400"/>
+            <w:shd w:fill="EEEEEE" w:val="clear"/>
+            <w:tcMar>
+              <w:top w:type="dxa" w:w="60"/>
+              <w:left w:type="dxa" w:w="90"/>
+              <w:bottom w:type="dxa" w:w="60"/>
+              <w:right w:type="dxa" w:w="90"/>
+            </w:tcMar>
+          </w:tcPr>
+          <w:p>
+            <w:pPr>
+              <w:spacing w:after="0"/>
+            </w:pPr>
+            <w:r>
+              <w:rPr>
+                <w:b/>
+                <w:bCs/>
+                <w:sz w:val="20"/>
+                <w:szCs w:val="20"/>
+              </w:rPr>
+              <w:t xml:space="preserve">Title</w:t>
+            </w:r>
+          </w:p>
+        </w:tc>
+        <w:tc>
+          <w:tcPr>
+            <w:tcW w:type="dxa" w:w="1200"/>
+            <w:shd w:fill="EEEEEE" w:val="clear"/>
+            <w:tcMar>
+              <w:top w:type="dxa" w:w="60"/>
+              <w:left w:type="dxa" w:w="90"/>
+              <w:bottom w:type="dxa" w:w="60"/>
+              <w:right w:type="dxa" w:w="90"/>
+            </w:tcMar>
+          </w:tcPr>
+          <w:p>
+            <w:pPr>
+              <w:spacing w:after="0"/>
+            </w:pPr>
+            <w:r>
+              <w:rPr>
+                <w:b/>
+                <w:bCs/>
+                <w:sz w:val="20"/>
+                <w:szCs w:val="20"/>
+              </w:rPr>
+              <w:t xml:space="preserve">Canonical</w:t>
+            </w:r>
+          </w:p>
+        </w:tc>
+        <w:tc>
+          <w:tcPr>
+            <w:tcW w:type="dxa" w:w="1760"/>
+            <w:shd w:fill="EEEEEE" w:val="clear"/>
+            <w:tcMar>
+              <w:top w:type="dxa" w:w="60"/>
+              <w:left w:type="dxa" w:w="90"/>
+              <w:bottom w:type="dxa" w:w="60"/>
+              <w:right w:type="dxa" w:w="90"/>
+            </w:tcMar>
+          </w:tcPr>
+          <w:p>
+            <w:pPr>
+              <w:spacing w:after="0"/>
+            </w:pPr>
+            <w:r>
+              <w:rPr>
+                <w:b/>
+                <w:bCs/>
+                <w:sz w:val="20"/>
+                <w:szCs w:val="20"/>
+              </w:rPr>
+              <w:t xml:space="preserve">Duplicates</w:t>
+            </w:r>
+          </w:p>
+        </w:tc>
+      </w:tr>
+      <w:tr>
+        <w:tc>
+          <w:tcPr>
+            <w:tcW w:type="dxa" w:w="3000"/>
+            <w:tcMar>
+              <w:top w:type="dxa" w:w="60"/>
+              <w:left w:type="dxa" w:w="90"/>
+              <w:bottom w:type="dxa" w:w="60"/>
+              <w:right w:type="dxa" w:w="90"/>
+            </w:tcMar>
+          </w:tcPr>
+          <w:p>
+            <w:pPr>
+              <w:spacing w:after="0"/>
+            </w:pPr>
+            <w:r>
+              <w:rPr>
+                <w:b w:val="false"/>
+                <w:bCs w:val="false"/>
+                <w:sz w:val="20"/>
+                <w:szCs w:val="20"/>
+              </w:rPr>
+              <w:t xml:space="preserve">/resources/blogs</w:t>
+            </w:r>
+          </w:p>
+        </w:tc>
+        <w:tc>
+          <w:tcPr>
+            <w:tcW w:type="dxa" w:w="3400"/>
+            <w:tcMar>
+              <w:top w:type="dxa" w:w="60"/>
+              <w:left w:type="dxa" w:w="90"/>
+              <w:bottom w:type="dxa" w:w="60"/>
+              <w:right w:type="dxa" w:w="90"/>
+            </w:tcMar>
+          </w:tcPr>
+          <w:p>
+            <w:pPr>
+              <w:spacing w:after="0"/>
+            </w:pPr>
+            <w:r>
+              <w:rPr>
+                <w:b w:val="false"/>
+                <w:bCs w:val="false"/>
+                <w:sz w:val="20"/>
+                <w:szCs w:val="20"/>
+              </w:rPr>
+              <w:t xml:space="preserve">Blog (4 chars)</w:t>
+            </w:r>
+          </w:p>
+        </w:tc>
+        <w:tc>
+          <w:tcPr>
+            <w:tcW w:type="dxa" w:w="1200"/>
+            <w:tcMar>
+              <w:top w:type="dxa" w:w="60"/>
+              <w:left w:type="dxa" w:w="90"/>
+              <w:bottom w:type="dxa" w:w="60"/>
+              <w:right w:type="dxa" w:w="90"/>
+            </w:tcMar>
+          </w:tcPr>
+          <w:p>
+            <w:pPr>
+              <w:spacing w:after="0"/>
+            </w:pPr>
+            <w:r>
+              <w:rPr>
+                <w:b w:val="false"/>
+                <w:bCs w:val="false"/>
+                <w:sz w:val="20"/>
+                <w:szCs w:val="20"/>
+              </w:rPr>
+              <w:t xml:space="preserve">none</w:t>
+            </w:r>
+          </w:p>
+        </w:tc>
+        <w:tc>
+          <w:tcPr>
+            <w:tcW w:type="dxa" w:w="1760"/>
+            <w:tcMar>
+              <w:top w:type="dxa" w:w="60"/>
+              <w:left w:type="dxa" w:w="90"/>
+              <w:bottom w:type="dxa" w:w="60"/>
+              <w:right w:type="dxa" w:w="90"/>
+            </w:tcMar>
+          </w:tcPr>
+          <w:p>
+            <w:pPr>
+              <w:spacing w:after="0"/>
+            </w:pPr>
+            <w:r>
+              <w:rPr>
+                <w:b w:val="false"/>
+                <w:bCs w:val="false"/>
+                <w:sz w:val="20"/>
+                <w:szCs w:val="20"/>
+              </w:rPr>
+              <w:t xml:space="preserve">/blog/</w:t>
+            </w:r>
+          </w:p>
+        </w:tc>
+      </w:tr>
+      <w:tr>
+        <w:tc>
+          <w:tcPr>
+            <w:tcW w:type="dxa" w:w="3000"/>
+            <w:tcMar>
+              <w:top w:type="dxa" w:w="60"/>
+              <w:left w:type="dxa" w:w="90"/>
+              <w:bottom w:type="dxa" w:w="60"/>
+              <w:right w:type="dxa" w:w="90"/>
+            </w:tcMar>
+          </w:tcPr>
+          <w:p>
+            <w:pPr>
+              <w:spacing w:after="0"/>
+            </w:pPr>
+            <w:r>
+              <w:rPr>
+                <w:b w:val="false"/>
+                <w:bCs w:val="false"/>
+                <w:sz w:val="20"/>
+                <w:szCs w:val="20"/>
+              </w:rPr>
+              <w:t xml:space="preserve">/resources/faqs</w:t>
+            </w:r>
+          </w:p>
+        </w:tc>
+        <w:tc>
+          <w:tcPr>
+            <w:tcW w:type="dxa" w:w="3400"/>
+            <w:tcMar>
+              <w:top w:type="dxa" w:w="60"/>
+              <w:left w:type="dxa" w:w="90"/>
+              <w:bottom w:type="dxa" w:w="60"/>
+              <w:right w:type="dxa" w:w="90"/>
+            </w:tcMar>
+          </w:tcPr>
+          <w:p>
+            <w:pPr>
+              <w:spacing w:after="0"/>
+            </w:pPr>
+            <w:r>
+              <w:rPr>
+                <w:b w:val="false"/>
+                <w:bCs w:val="false"/>
+                <w:sz w:val="20"/>
+                <w:szCs w:val="20"/>
+              </w:rPr>
+              <w:t xml:space="preserve">FAQs (4 chars)</w:t>
+            </w:r>
+          </w:p>
+        </w:tc>
+        <w:tc>
+          <w:tcPr>
+            <w:tcW w:type="dxa" w:w="1200"/>
+            <w:tcMar>
+              <w:top w:type="dxa" w:w="60"/>
+              <w:left w:type="dxa" w:w="90"/>
+              <w:bottom w:type="dxa" w:w="60"/>
+              <w:right w:type="dxa" w:w="90"/>
+            </w:tcMar>
+          </w:tcPr>
+          <w:p>
+            <w:pPr>
+              <w:spacing w:after="0"/>
+            </w:pPr>
+            <w:r>
+              <w:rPr>
+                <w:b w:val="false"/>
+                <w:bCs w:val="false"/>
+                <w:sz w:val="20"/>
+                <w:szCs w:val="20"/>
+              </w:rPr>
+              <w:t xml:space="preserve">none</w:t>
+            </w:r>
+          </w:p>
+        </w:tc>
+        <w:tc>
+          <w:tcPr>
+            <w:tcW w:type="dxa" w:w="1760"/>
+            <w:tcMar>
+              <w:top w:type="dxa" w:w="60"/>
+              <w:left w:type="dxa" w:w="90"/>
+              <w:bottom w:type="dxa" w:w="60"/>
+              <w:right w:type="dxa" w:w="90"/>
+            </w:tcMar>
+          </w:tcPr>
+          <w:p>
+            <w:pPr>
+              <w:spacing w:after="0"/>
+            </w:pPr>
+            <w:r>
+              <w:rPr>
+                <w:b w:val="false"/>
+                <w:bCs w:val="false"/>
+                <w:sz w:val="20"/>
+                <w:szCs w:val="20"/>
+              </w:rPr>
+              <w:t xml:space="preserve">/faq/</w:t>
+            </w:r>
+          </w:p>
+        </w:tc>
+      </w:tr>
+      <w:tr>
+        <w:tc>
+          <w:tcPr>
+            <w:tcW w:type="dxa" w:w="3000"/>
+            <w:tcMar>
+              <w:top w:type="dxa" w:w="60"/>
+              <w:left w:type="dxa" w:w="90"/>
+              <w:bottom w:type="dxa" w:w="60"/>
+              <w:right w:type="dxa" w:w="90"/>
+            </w:tcMar>
+          </w:tcPr>
+          <w:p>
+            <w:pPr>
+              <w:spacing w:after="0"/>
+            </w:pPr>
+            <w:r>
+              <w:rPr>
+                <w:b w:val="false"/>
+                <w:bCs w:val="false"/>
+                <w:sz w:val="20"/>
+                <w:szCs w:val="20"/>
+              </w:rPr>
+              <w:t xml:space="preserve">/resources/faqs/client-service</w:t>
+            </w:r>
+          </w:p>
+        </w:tc>
+        <w:tc>
+          <w:tcPr>
+            <w:tcW w:type="dxa" w:w="3400"/>
+            <w:tcMar>
+              <w:top w:type="dxa" w:w="60"/>
+              <w:left w:type="dxa" w:w="90"/>
+              <w:bottom w:type="dxa" w:w="60"/>
+              <w:right w:type="dxa" w:w="90"/>
+            </w:tcMar>
+          </w:tcPr>
+          <w:p>
+            <w:pPr>
+              <w:spacing w:after="0"/>
+            </w:pPr>
+            <w:r>
+              <w:rPr>
+                <w:b w:val="false"/>
+                <w:bCs w:val="false"/>
+                <w:sz w:val="20"/>
+                <w:szCs w:val="20"/>
+              </w:rPr>
+              <w:t xml:space="preserve">Frequently Asked Questions</w:t>
+            </w:r>
+          </w:p>
+        </w:tc>
+        <w:tc>
+          <w:tcPr>
+            <w:tcW w:type="dxa" w:w="1200"/>
+            <w:tcMar>
+              <w:top w:type="dxa" w:w="60"/>
+              <w:left w:type="dxa" w:w="90"/>
+              <w:bottom w:type="dxa" w:w="60"/>
+              <w:right w:type="dxa" w:w="90"/>
+            </w:tcMar>
+          </w:tcPr>
+          <w:p>
+            <w:pPr>
+              <w:spacing w:after="0"/>
+            </w:pPr>
+            <w:r>
+              <w:rPr>
+                <w:b w:val="false"/>
+                <w:bCs w:val="false"/>
+                <w:sz w:val="20"/>
+                <w:szCs w:val="20"/>
+              </w:rPr>
+              <w:t xml:space="preserve">none</w:t>
+            </w:r>
+          </w:p>
+        </w:tc>
+        <w:tc>
+          <w:tcPr>
+            <w:tcW w:type="dxa" w:w="1760"/>
+            <w:tcMar>
+              <w:top w:type="dxa" w:w="60"/>
+              <w:left w:type="dxa" w:w="90"/>
+              <w:bottom w:type="dxa" w:w="60"/>
+              <w:right w:type="dxa" w:w="90"/>
+            </w:tcMar>
+          </w:tcPr>
+          <w:p>
+            <w:pPr>
+              <w:spacing w:after="0"/>
+            </w:pPr>
+            <w:r>
+              <w:rPr>
+                <w:b w:val="false"/>
+                <w:bCs w:val="false"/>
+                <w:sz w:val="20"/>
+                <w:szCs w:val="20"/>
+              </w:rPr>
+              <w:t xml:space="preserve">/faq/</w:t>
+            </w:r>
+          </w:p>
+        </w:tc>
+      </w:tr>
+      <w:tr>
+        <w:tc>
+          <w:tcPr>
+            <w:tcW w:type="dxa" w:w="3000"/>
+            <w:tcMar>
+              <w:top w:type="dxa" w:w="60"/>
+              <w:left w:type="dxa" w:w="90"/>
+              <w:bottom w:type="dxa" w:w="60"/>
+              <w:right w:type="dxa" w:w="90"/>
+            </w:tcMar>
+          </w:tcPr>
+          <w:p>
+            <w:pPr>
+              <w:spacing w:after="0"/>
+            </w:pPr>
+            <w:r>
+              <w:rPr>
+                <w:b w:val="false"/>
+                <w:bCs w:val="false"/>
+                <w:sz w:val="20"/>
+                <w:szCs w:val="20"/>
+              </w:rPr>
+              <w:t xml:space="preserve">/blog/ (the real one)</w:t>
+            </w:r>
+          </w:p>
+        </w:tc>
+        <w:tc>
+          <w:tcPr>
+            <w:tcW w:type="dxa" w:w="3400"/>
+            <w:tcMar>
+              <w:top w:type="dxa" w:w="60"/>
+              <w:left w:type="dxa" w:w="90"/>
+              <w:bottom w:type="dxa" w:w="60"/>
+              <w:right w:type="dxa" w:w="90"/>
+            </w:tcMar>
+          </w:tcPr>
+          <w:p>
+            <w:pPr>
+              <w:spacing w:after="0"/>
+            </w:pPr>
+            <w:r>
+              <w:rPr>
+                <w:b w:val="false"/>
+                <w:bCs w:val="false"/>
+                <w:sz w:val="20"/>
+                <w:szCs w:val="20"/>
+              </w:rPr>
+              <w:t xml:space="preserve">Digital Marketing &amp; SEO Blog South Africa</w:t>
+            </w:r>
+          </w:p>
+        </w:tc>
+        <w:tc>
+          <w:tcPr>
+            <w:tcW w:type="dxa" w:w="1200"/>
+            <w:tcMar>
+              <w:top w:type="dxa" w:w="60"/>
+              <w:left w:type="dxa" w:w="90"/>
+              <w:bottom w:type="dxa" w:w="60"/>
+              <w:right w:type="dxa" w:w="90"/>
+            </w:tcMar>
+          </w:tcPr>
+          <w:p>
+            <w:pPr>
+              <w:spacing w:after="0"/>
+            </w:pPr>
+            <w:r>
+              <w:rPr>
+                <w:b w:val="false"/>
+                <w:bCs w:val="false"/>
+                <w:sz w:val="20"/>
+                <w:szCs w:val="20"/>
+              </w:rPr>
+              <w:t xml:space="preserve">self</w:t>
+            </w:r>
+          </w:p>
+        </w:tc>
+        <w:tc>
+          <w:tcPr>
+            <w:tcW w:type="dxa" w:w="1760"/>
+            <w:tcMar>
+              <w:top w:type="dxa" w:w="60"/>
+              <w:left w:type="dxa" w:w="90"/>
+              <w:bottom w:type="dxa" w:w="60"/>
+              <w:right w:type="dxa" w:w="90"/>
+            </w:tcMar>
+          </w:tcPr>
+          <w:p>
+            <w:pPr>
+              <w:spacing w:after="0"/>
+            </w:pPr>
+            <w:r>
+              <w:rPr>
+                <w:b w:val="false"/>
+                <w:bCs w:val="false"/>
+                <w:sz w:val="20"/>
+                <w:szCs w:val="20"/>
+              </w:rPr>
+              <w:t xml:space="preserve">-</w:t>
+            </w:r>
+          </w:p>
+        </w:tc>
+      </w:tr>
+      <w:tr>
+        <w:tc>
+          <w:tcPr>
+            <w:tcW w:type="dxa" w:w="3000"/>
+            <w:tcMar>
+              <w:top w:type="dxa" w:w="60"/>
+              <w:left w:type="dxa" w:w="90"/>
+              <w:bottom w:type="dxa" w:w="60"/>
+              <w:right w:type="dxa" w:w="90"/>
+            </w:tcMar>
+          </w:tcPr>
+          <w:p>
+            <w:pPr>
+              <w:spacing w:after="0"/>
+            </w:pPr>
+            <w:r>
+              <w:rPr>
+                <w:b w:val="false"/>
+                <w:bCs w:val="false"/>
+                <w:sz w:val="20"/>
+                <w:szCs w:val="20"/>
+              </w:rPr>
+              <w:t xml:space="preserve">/faq/ (the real one)</w:t>
+            </w:r>
+          </w:p>
+        </w:tc>
+        <w:tc>
+          <w:tcPr>
+            <w:tcW w:type="dxa" w:w="3400"/>
+            <w:tcMar>
+              <w:top w:type="dxa" w:w="60"/>
+              <w:left w:type="dxa" w:w="90"/>
+              <w:bottom w:type="dxa" w:w="60"/>
+              <w:right w:type="dxa" w:w="90"/>
+            </w:tcMar>
+          </w:tcPr>
+          <w:p>
+            <w:pPr>
+              <w:spacing w:after="0"/>
+            </w:pPr>
+            <w:r>
+              <w:rPr>
+                <w:b w:val="false"/>
+                <w:bCs w:val="false"/>
+                <w:sz w:val="20"/>
+                <w:szCs w:val="20"/>
+              </w:rPr>
+              <w:t xml:space="preserve">Digital Marketing FAQs in Pretoria | Juicy Designs</w:t>
+            </w:r>
+          </w:p>
+        </w:tc>
+        <w:tc>
+          <w:tcPr>
+            <w:tcW w:type="dxa" w:w="1200"/>
+            <w:tcMar>
+              <w:top w:type="dxa" w:w="60"/>
+              <w:left w:type="dxa" w:w="90"/>
+              <w:bottom w:type="dxa" w:w="60"/>
+              <w:right w:type="dxa" w:w="90"/>
+            </w:tcMar>
+          </w:tcPr>
+          <w:p>
+            <w:pPr>
+              <w:spacing w:after="0"/>
+            </w:pPr>
+            <w:r>
+              <w:rPr>
+                <w:b w:val="false"/>
+                <w:bCs w:val="false"/>
+                <w:sz w:val="20"/>
+                <w:szCs w:val="20"/>
+              </w:rPr>
+              <w:t xml:space="preserve">self</w:t>
+            </w:r>
+          </w:p>
+        </w:tc>
+        <w:tc>
+          <w:tcPr>
+            <w:tcW w:type="dxa" w:w="1760"/>
+            <w:tcMar>
+              <w:top w:type="dxa" w:w="60"/>
+              <w:left w:type="dxa" w:w="90"/>
+              <w:bottom w:type="dxa" w:w="60"/>
+              <w:right w:type="dxa" w:w="90"/>
+            </w:tcMar>
+          </w:tcPr>
+          <w:p>
+            <w:pPr>
+              <w:spacing w:after="0"/>
+            </w:pPr>
+            <w:r>
+              <w:rPr>
+                <w:b w:val="false"/>
+                <w:bCs w:val="false"/>
+                <w:sz w:val="20"/>
+                <w:szCs w:val="20"/>
+              </w:rPr>
+              <w:t xml:space="preserve">-</w:t>
+            </w:r>
+          </w:p>
+        </w:tc>
+      </w:tr>
+    </w:tbl>
+    <w:p>
+      <w:pPr>
+        <w:spacing w:after="110"/>
+      </w:pPr>
+      <w:r>
+        <w:rPr>
+          <w:b/>
+          <w:bCs/>
+        </w:rPr>
+        <w:t xml:space="preserve">Evidence.  </w:t>
+      </w:r>
+      <w:r>
+        <w:t xml:space="preserve">Fetched live on 8 August. Every /resources/ page lacks a canonical tag entirely, uses a four-character title with no brand suffix, and drops the trailing slash the rest of the site uses. /blog/ carries 32,572 words against 7,530 on /resources/blogs. All five /resources/ URLs appear in the 38-URL sitemap, along with two /resources/blogs articles, one carrying a 94-character title.</w:t>
       </w:r>
     </w:p>
     <w:p>
@@ -6677,7 +7399,7 @@
         <w:t xml:space="preserve">Impact.  </w:t>
       </w:r>
       <w:r>
-        <w:t xml:space="preserve">The homepage is the site’s biggest ranking asset and the page that lost most in the suppression - 2,033 clicks and 10,614 impressions, position 34.1 to 73.9. It is missing the most basic on-page signal there is.</w:t>
+        <w:t xml:space="preserve">The sitemap Google is pointed at (R7) omits the real 606-post blog and the real FAQ, and instead advertises a duplicate blog index, a duplicate FAQ index and two articles, none of which carry a canonical tag. That is a self-inflicted duplicate-content signal on a site already under suppression, and the genuine content is not advertised at all. The shared shape with R7 - 38 URLs, /resources/ paths, no trailing slashes - suggests both came from the same deploy.</w:t>
       </w:r>
     </w:p>
     <w:p>
@@ -6692,7 +7414,7 @@
         <w:t xml:space="preserve">Fix.  </w:t>
       </w:r>
       <w:r>
-        <w:t xml:space="preserve">Give the homepage one H1 carrying the primary head term, for example "Digital Marketing Agency in Pretoria", and make its title unique against the other six pages. One H1, one intent, one canonical per page.</w:t>
+        <w:t xml:space="preserve">High-risk change (canonical and redirect) - stage and verify. 301 /resources/blogs to /blog/, /resources/faqs and /resources/faqs/client-service to /faq/, and the two /resources/blogs articles to their /blog/ equivalents. Remove all five from the sitemap in the same pass as R7. If /resources/ must stay, give every page a self-referencing canonical, a real title and a trailing slash - but consolidating is the better answer. Rollback: remove the redirect lines and the pages return.</w:t>
       </w:r>
     </w:p>
     <w:p>
@@ -6707,7 +7429,7 @@
         <w:t xml:space="preserve">Confidence.  </w:t>
       </w:r>
       <w:r>
-        <w:t xml:space="preserve">Confirmed.</w:t>
+        <w:t xml:space="preserve">Confirmed for the missing canonicals, thin titles and duplication. Likely for the shared-deploy origin with R7.</w:t>
       </w:r>
     </w:p>
     <w:p>
@@ -8536,7 +9258,7 @@
         <w:spacing w:after="130" w:before="260"/>
       </w:pPr>
       <w:r>
-        <w:t xml:space="preserve">Y5 - On-page metadata gaps (Medium)</w:t>
+        <w:t xml:space="preserve">Y5 - Titles too long (Medium)</w:t>
       </w:r>
     </w:p>
     <w:p>
@@ -8551,7 +9273,7 @@
         <w:t xml:space="preserve">Evidence.  </w:t>
       </w:r>
       <w:r>
-        <w:t xml:space="preserve">Semrush: 7 pages with no meta description, 11 where the H1 merely duplicates the title, 3 titles too short. Ubersuggest: 13 titles too long, 11 too short, 13 non-SEO-friendly URLs.</w:t>
+        <w:t xml:space="preserve">Ubersuggest title_long: 13 pages between 66 and 94 characters. This list survives the R4 retraction - these are real titles, not challenge pages. The two worst sit in /resources/: a 94-character title on the "how to choose the best digital marketing agency for SEO, Google Ads and web design in Pretoria" article, and a 72-character one on the Pretoria startup article, neither carrying the brand suffix the rest of the site uses. The remaining 11 are blog listicles in the 66 to 70 range.</w:t>
       </w:r>
     </w:p>
     <w:p>
@@ -8566,7 +9288,7 @@
         <w:t xml:space="preserve">Impact.  </w:t>
       </w:r>
       <w:r>
-        <w:t xml:space="preserve">Degrades click-through and wastes the two elements with the most direct influence on how a result is presented. Not blocking, but compounding.</w:t>
+        <w:t xml:space="preserve">Titles beyond about 60 characters truncate in the SERP, so the differentiating words at the end are the ones lost. Not blocking, and mild at 66 to 70 characters; the two /resources/ outliers matter more and are resolved by R4b anyway.</w:t>
       </w:r>
     </w:p>
     <w:p>
@@ -8581,7 +9303,7 @@
         <w:t xml:space="preserve">Fix.  </w:t>
       </w:r>
       <w:r>
-        <w:t xml:space="preserve">Write unique descriptions of 150-160 characters; make each H1 say something the title does not.</w:t>
+        <w:t xml:space="preserve">Trim the 13 titles to 60 characters or fewer, keeping the primary term in the first 30. Treat the /resources/ pair as part of the R4b consolidation rather than editing them in place.</w:t>
       </w:r>
     </w:p>
     <w:p>
@@ -8597,6 +9319,75 @@
       </w:r>
       <w:r>
         <w:t xml:space="preserve">Confirmed.</w:t>
+      </w:r>
+    </w:p>
+    <w:p>
+      <w:pPr>
+        <w:pStyle w:val="Heading2"/>
+        <w:spacing w:after="130" w:before="260"/>
+      </w:pPr>
+      <w:r>
+        <w:t xml:space="preserve">Y8 - Cloudflare is challenging the audit crawlers (Medium)</w:t>
+      </w:r>
+    </w:p>
+    <w:p>
+      <w:pPr>
+        <w:spacing w:after="110"/>
+      </w:pPr>
+      <w:r>
+        <w:rPr>
+          <w:b/>
+          <w:bCs/>
+        </w:rPr>
+        <w:t xml:space="preserve">Evidence.  </w:t>
+      </w:r>
+      <w:r>
+        <w:t xml:space="preserve">See R4. Both Semrush and Ubersuggest received the Cloudflare challenge page - title "One moment, please...", 8-word body - for eight to eleven URLs in their 4 August crawls. Ubersuggest crawled from gateway 68.183.60.80.</w:t>
+      </w:r>
+    </w:p>
+    <w:p>
+      <w:pPr>
+        <w:spacing w:after="110"/>
+      </w:pPr>
+      <w:r>
+        <w:rPr>
+          <w:b/>
+          <w:bCs/>
+        </w:rPr>
+        <w:t xml:space="preserve">Impact.  </w:t>
+      </w:r>
+      <w:r>
+        <w:t xml:space="preserve">This is a measurement fault rather than a ranking fault, but it undermines every crawl-derived number on this site: both health scores, the on-page issue counts, and any before-and-after comparison run during the recovery. Google itself appears unaffected - the pages rank and Search Console shows no crawl anomaly - but the same rule set is what is challenging the audit tools.</w:t>
+      </w:r>
+    </w:p>
+    <w:p>
+      <w:pPr>
+        <w:spacing w:after="110"/>
+      </w:pPr>
+      <w:r>
+        <w:rPr>
+          <w:b/>
+          <w:bCs/>
+        </w:rPr>
+        <w:t xml:space="preserve">Fix.  </w:t>
+      </w:r>
+      <w:r>
+        <w:t xml:space="preserve">In Cloudflare, Security then WAF, allow SemrushBot and the Ubersuggest crawler by verified-bot category or documented IP range, and confirm Googlebot and Bingbot are exempt. Re-run both audits and re-score afterwards. Take care not to widen the rules so far that they re-admit the bot traffic in R1 - allowlist named crawlers, not broad user-agent patterns.</w:t>
+      </w:r>
+    </w:p>
+    <w:p>
+      <w:pPr>
+        <w:spacing w:after="110"/>
+      </w:pPr>
+      <w:r>
+        <w:rPr>
+          <w:b/>
+          <w:bCs/>
+        </w:rPr>
+        <w:t xml:space="preserve">Confidence.  </w:t>
+      </w:r>
+      <w:r>
+        <w:t xml:space="preserve">Confirmed for the false positives. Likely for Cloudflare as the mechanism; the rule was not inspected from inside the account.</w:t>
       </w:r>
     </w:p>
     <w:p>
@@ -9311,7 +10102,7 @@
                 <w:sz w:val="20"/>
                 <w:szCs w:val="20"/>
               </w:rPr>
-              <w:t xml:space="preserve">R4 - add an H1 and a unique title to the homepage</w:t>
+              <w:t xml:space="preserve">Y8 - allowlist SemrushBot and Ubersuggest in Cloudflare, then re-audit</w:t>
             </w:r>
           </w:p>
         </w:tc>
@@ -9337,6 +10128,108 @@
                 <w:szCs w:val="20"/>
               </w:rPr>
               <w:t xml:space="preserve">S</w:t>
+            </w:r>
+          </w:p>
+        </w:tc>
+        <w:tc>
+          <w:tcPr>
+            <w:tcW w:type="dxa" w:w="1100"/>
+            <w:tcMar>
+              <w:top w:type="dxa" w:w="60"/>
+              <w:left w:type="dxa" w:w="90"/>
+              <w:bottom w:type="dxa" w:w="60"/>
+              <w:right w:type="dxa" w:w="90"/>
+            </w:tcMar>
+          </w:tcPr>
+          <w:p>
+            <w:pPr>
+              <w:spacing w:after="0"/>
+            </w:pPr>
+            <w:r>
+              <w:rPr>
+                <w:b w:val="false"/>
+                <w:bCs w:val="false"/>
+                <w:sz w:val="20"/>
+                <w:szCs w:val="20"/>
+              </w:rPr>
+              <w:t xml:space="preserve">M</w:t>
+            </w:r>
+          </w:p>
+        </w:tc>
+        <w:tc>
+          <w:tcPr>
+            <w:tcW w:type="dxa" w:w="1600"/>
+            <w:tcMar>
+              <w:top w:type="dxa" w:w="60"/>
+              <w:left w:type="dxa" w:w="90"/>
+              <w:bottom w:type="dxa" w:w="60"/>
+              <w:right w:type="dxa" w:w="90"/>
+            </w:tcMar>
+          </w:tcPr>
+          <w:p>
+            <w:pPr>
+              <w:spacing w:after="0"/>
+            </w:pPr>
+            <w:r>
+              <w:rPr>
+                <w:b w:val="false"/>
+                <w:bCs w:val="false"/>
+                <w:sz w:val="20"/>
+                <w:szCs w:val="20"/>
+              </w:rPr>
+              <w:t xml:space="preserve">Cobus</w:t>
+            </w:r>
+          </w:p>
+        </w:tc>
+      </w:tr>
+      <w:tr>
+        <w:tc>
+          <w:tcPr>
+            <w:tcW w:type="dxa" w:w="5560"/>
+            <w:tcMar>
+              <w:top w:type="dxa" w:w="60"/>
+              <w:left w:type="dxa" w:w="90"/>
+              <w:bottom w:type="dxa" w:w="60"/>
+              <w:right w:type="dxa" w:w="90"/>
+            </w:tcMar>
+          </w:tcPr>
+          <w:p>
+            <w:pPr>
+              <w:spacing w:after="0"/>
+            </w:pPr>
+            <w:r>
+              <w:rPr>
+                <w:b w:val="false"/>
+                <w:bCs w:val="false"/>
+                <w:sz w:val="20"/>
+                <w:szCs w:val="20"/>
+              </w:rPr>
+              <w:t xml:space="preserve">R4b - consolidate /resources/ into /blog/ and /faq/</w:t>
+            </w:r>
+          </w:p>
+        </w:tc>
+        <w:tc>
+          <w:tcPr>
+            <w:tcW w:type="dxa" w:w="1100"/>
+            <w:tcMar>
+              <w:top w:type="dxa" w:w="60"/>
+              <w:left w:type="dxa" w:w="90"/>
+              <w:bottom w:type="dxa" w:w="60"/>
+              <w:right w:type="dxa" w:w="90"/>
+            </w:tcMar>
+          </w:tcPr>
+          <w:p>
+            <w:pPr>
+              <w:spacing w:after="0"/>
+            </w:pPr>
+            <w:r>
+              <w:rPr>
+                <w:b w:val="false"/>
+                <w:bCs w:val="false"/>
+                <w:sz w:val="20"/>
+                <w:szCs w:val="20"/>
+              </w:rPr>
+              <w:t xml:space="preserve">M</w:t>
             </w:r>
           </w:p>
         </w:tc>
